--- a/cartas_solicitud/Carta_Solicitud_ELE0300747_OPTATIVA_PROFESIONAL_II.docx
+++ b/cartas_solicitud/Carta_Solicitud_ELE0300747_OPTATIVA_PROFESIONAL_II.docx
@@ -11,7 +11,7 @@
           <w:color w:val="646464"/>
           <w:sz w:val="20"/>
         </w:rPr>
-        <w:t>Neiva, Huila, Octubre de 2026</w:t>
+        <w:t>Neiva, Huila, 22 de octubre de 2026</w:t>
         <w:br/>
       </w:r>
     </w:p>
@@ -88,7 +88,7 @@
         <w:br/>
         <w:t>• Semestre del Plan de Estudios: Semestre 9°</w:t>
         <w:br/>
-        <w:t>• Total de Estudiantes Solicitantes Preinscritos: 11 estudiantes</w:t>
+        <w:t>• Total de Estudiantes Solicitantes Preinscritos: 13 estudiantes</w:t>
       </w:r>
     </w:p>
     <w:p>
@@ -97,7 +97,7 @@
         <w:jc w:val="both"/>
       </w:pPr>
       <w:r>
-        <w:t>Manifestamos nuestro compromiso formal de matricula y cumplimiento con los requerimientos académicos y arancelarios correspondientes al curso vacacional. Dado que contamos con un grupo sólido de 11 estudiantes interesados (superando ampliamente el cupo mínimo requerido de 10 estudiantes), solicitamos su valiosa gestión ante la Coordinación Académica y la Dirección de Programa para su respectiva aprobación, asignación docente y programación de horarios.</w:t>
+        <w:t>Manifestamos nuestro compromiso formal de matrícula y cumplimiento con los requerimientos académicos y arancelarios correspondientes al curso vacacional. Dado que contamos con un grupo sólido de 13 estudiantes interesados (superando el cupo mínimo requerido de 10 estudiantes), solicitamos su valiosa gestión ante la Coordinación Académica y la Dirección de Programa para su respectiva aprobación, asignación docente y programación de horarios.</w:t>
       </w:r>
     </w:p>
     <w:p>
@@ -359,11 +359,38 @@
               <w:jc w:val="center"/>
             </w:pPr>
             <w:r>
-              <w:rPr>
-                <w:color w:val="A0A0A0"/>
-                <w:sz w:val="15"/>
-              </w:rPr>
-              <w:t>____________________</w:t>
+              <w:drawing>
+                <wp:inline xmlns:a="http://schemas.openxmlformats.org/drawingml/2006/main" xmlns:pic="http://schemas.openxmlformats.org/drawingml/2006/picture">
+                  <wp:extent cx="877824" cy="292608"/>
+                  <wp:docPr id="1" name="Picture 1"/>
+                  <wp:cNvGraphicFramePr>
+                    <a:graphicFrameLocks noChangeAspect="1"/>
+                  </wp:cNvGraphicFramePr>
+                  <a:graphic>
+                    <a:graphicData uri="http://schemas.openxmlformats.org/drawingml/2006/picture">
+                      <pic:pic>
+                        <pic:nvPicPr>
+                          <pic:cNvPr id="0" name="image.png"/>
+                          <pic:cNvPicPr/>
+                        </pic:nvPicPr>
+                        <pic:blipFill>
+                          <a:blip r:embed="rId9"/>
+                          <a:stretch>
+                            <a:fillRect/>
+                          </a:stretch>
+                        </pic:blipFill>
+                        <pic:spPr>
+                          <a:xfrm>
+                            <a:off x="0" y="0"/>
+                            <a:ext cx="877824" cy="292608"/>
+                          </a:xfrm>
+                          <a:prstGeom prst="rect"/>
+                        </pic:spPr>
+                      </pic:pic>
+                    </a:graphicData>
+                  </a:graphic>
+                </wp:inline>
+              </w:drawing>
             </w:r>
           </w:p>
         </w:tc>
@@ -707,11 +734,38 @@
               <w:jc w:val="center"/>
             </w:pPr>
             <w:r>
-              <w:rPr>
-                <w:color w:val="A0A0A0"/>
-                <w:sz w:val="15"/>
-              </w:rPr>
-              <w:t>____________________</w:t>
+              <w:drawing>
+                <wp:inline xmlns:a="http://schemas.openxmlformats.org/drawingml/2006/main" xmlns:pic="http://schemas.openxmlformats.org/drawingml/2006/picture">
+                  <wp:extent cx="810684" cy="292608"/>
+                  <wp:docPr id="2" name="Picture 2"/>
+                  <wp:cNvGraphicFramePr>
+                    <a:graphicFrameLocks noChangeAspect="1"/>
+                  </wp:cNvGraphicFramePr>
+                  <a:graphic>
+                    <a:graphicData uri="http://schemas.openxmlformats.org/drawingml/2006/picture">
+                      <pic:pic>
+                        <pic:nvPicPr>
+                          <pic:cNvPr id="0" name="image.png"/>
+                          <pic:cNvPicPr/>
+                        </pic:nvPicPr>
+                        <pic:blipFill>
+                          <a:blip r:embed="rId10"/>
+                          <a:stretch>
+                            <a:fillRect/>
+                          </a:stretch>
+                        </pic:blipFill>
+                        <pic:spPr>
+                          <a:xfrm>
+                            <a:off x="0" y="0"/>
+                            <a:ext cx="810684" cy="292608"/>
+                          </a:xfrm>
+                          <a:prstGeom prst="rect"/>
+                        </pic:spPr>
+                      </pic:pic>
+                    </a:graphicData>
+                  </a:graphic>
+                </wp:inline>
+              </w:drawing>
             </w:r>
           </w:p>
         </w:tc>
@@ -1528,6 +1582,265 @@
           </w:p>
         </w:tc>
       </w:tr>
+      <w:tr>
+        <w:tc>
+          <w:tcPr>
+            <w:tcW w:type="dxa" w:w="576"/>
+            <w:tcMar>
+              <w:top w:w="100" w:type="dxa"/>
+              <w:bottom w:w="100" w:type="dxa"/>
+              <w:left w:w="80" w:type="dxa"/>
+              <w:right w:w="80" w:type="dxa"/>
+            </w:tcMar>
+            <w:shd w:fill="F9FAF8"/>
+          </w:tcPr>
+          <w:p>
+            <w:pPr>
+              <w:jc w:val="center"/>
+            </w:pPr>
+            <w:r>
+              <w:rPr>
+                <w:sz w:val="17"/>
+              </w:rPr>
+              <w:t>12</w:t>
+            </w:r>
+          </w:p>
+        </w:tc>
+        <w:tc>
+          <w:tcPr>
+            <w:tcW w:type="dxa" w:w="3312"/>
+            <w:tcMar>
+              <w:top w:w="100" w:type="dxa"/>
+              <w:bottom w:w="100" w:type="dxa"/>
+              <w:left w:w="80" w:type="dxa"/>
+              <w:right w:w="80" w:type="dxa"/>
+            </w:tcMar>
+            <w:shd w:fill="F9FAF8"/>
+          </w:tcPr>
+          <w:p>
+            <w:r>
+              <w:rPr>
+                <w:b/>
+                <w:sz w:val="17"/>
+              </w:rPr>
+              <w:t>Jonathan perez</w:t>
+            </w:r>
+          </w:p>
+        </w:tc>
+        <w:tc>
+          <w:tcPr>
+            <w:tcW w:type="dxa" w:w="1728"/>
+            <w:tcMar>
+              <w:top w:w="100" w:type="dxa"/>
+              <w:bottom w:w="100" w:type="dxa"/>
+              <w:left w:w="80" w:type="dxa"/>
+              <w:right w:w="80" w:type="dxa"/>
+            </w:tcMar>
+            <w:shd w:fill="F9FAF8"/>
+          </w:tcPr>
+          <w:p>
+            <w:pPr>
+              <w:jc w:val="center"/>
+            </w:pPr>
+            <w:r>
+              <w:rPr>
+                <w:sz w:val="17"/>
+              </w:rPr>
+              <w:t>6804620</w:t>
+            </w:r>
+          </w:p>
+        </w:tc>
+        <w:tc>
+          <w:tcPr>
+            <w:tcW w:type="dxa" w:w="1584"/>
+            <w:tcMar>
+              <w:top w:w="100" w:type="dxa"/>
+              <w:bottom w:w="100" w:type="dxa"/>
+              <w:left w:w="80" w:type="dxa"/>
+              <w:right w:w="80" w:type="dxa"/>
+            </w:tcMar>
+            <w:shd w:fill="F9FAF8"/>
+          </w:tcPr>
+          <w:p>
+            <w:pPr>
+              <w:jc w:val="center"/>
+            </w:pPr>
+            <w:r>
+              <w:rPr>
+                <w:sz w:val="17"/>
+              </w:rPr>
+              <w:t>3142441213</w:t>
+            </w:r>
+          </w:p>
+        </w:tc>
+        <w:tc>
+          <w:tcPr>
+            <w:tcW w:type="dxa" w:w="2592"/>
+            <w:tcMar>
+              <w:top w:w="100" w:type="dxa"/>
+              <w:bottom w:w="100" w:type="dxa"/>
+              <w:left w:w="80" w:type="dxa"/>
+              <w:right w:w="80" w:type="dxa"/>
+            </w:tcMar>
+            <w:shd w:fill="F9FAF8"/>
+          </w:tcPr>
+          <w:p>
+            <w:pPr>
+              <w:jc w:val="center"/>
+            </w:pPr>
+            <w:r>
+              <w:rPr>
+                <w:color w:val="A0A0A0"/>
+                <w:sz w:val="15"/>
+              </w:rPr>
+              <w:t>____________________</w:t>
+            </w:r>
+          </w:p>
+        </w:tc>
+      </w:tr>
+      <w:tr>
+        <w:tc>
+          <w:tcPr>
+            <w:tcW w:type="dxa" w:w="576"/>
+            <w:tcMar>
+              <w:top w:w="100" w:type="dxa"/>
+              <w:bottom w:w="100" w:type="dxa"/>
+              <w:left w:w="80" w:type="dxa"/>
+              <w:right w:w="80" w:type="dxa"/>
+            </w:tcMar>
+            <w:shd w:fill="FFFFFF"/>
+          </w:tcPr>
+          <w:p>
+            <w:pPr>
+              <w:jc w:val="center"/>
+            </w:pPr>
+            <w:r>
+              <w:rPr>
+                <w:sz w:val="17"/>
+              </w:rPr>
+              <w:t>13</w:t>
+            </w:r>
+          </w:p>
+        </w:tc>
+        <w:tc>
+          <w:tcPr>
+            <w:tcW w:type="dxa" w:w="3312"/>
+            <w:tcMar>
+              <w:top w:w="100" w:type="dxa"/>
+              <w:bottom w:w="100" w:type="dxa"/>
+              <w:left w:w="80" w:type="dxa"/>
+              <w:right w:w="80" w:type="dxa"/>
+            </w:tcMar>
+            <w:shd w:fill="FFFFFF"/>
+          </w:tcPr>
+          <w:p>
+            <w:r>
+              <w:rPr>
+                <w:b/>
+                <w:sz w:val="17"/>
+              </w:rPr>
+              <w:t>John jairo Sánchez garcia</w:t>
+            </w:r>
+          </w:p>
+        </w:tc>
+        <w:tc>
+          <w:tcPr>
+            <w:tcW w:type="dxa" w:w="1728"/>
+            <w:tcMar>
+              <w:top w:w="100" w:type="dxa"/>
+              <w:bottom w:w="100" w:type="dxa"/>
+              <w:left w:w="80" w:type="dxa"/>
+              <w:right w:w="80" w:type="dxa"/>
+            </w:tcMar>
+            <w:shd w:fill="FFFFFF"/>
+          </w:tcPr>
+          <w:p>
+            <w:pPr>
+              <w:jc w:val="center"/>
+            </w:pPr>
+            <w:r>
+              <w:rPr>
+                <w:sz w:val="17"/>
+              </w:rPr>
+              <w:t>79843323</w:t>
+            </w:r>
+          </w:p>
+        </w:tc>
+        <w:tc>
+          <w:tcPr>
+            <w:tcW w:type="dxa" w:w="1584"/>
+            <w:tcMar>
+              <w:top w:w="100" w:type="dxa"/>
+              <w:bottom w:w="100" w:type="dxa"/>
+              <w:left w:w="80" w:type="dxa"/>
+              <w:right w:w="80" w:type="dxa"/>
+            </w:tcMar>
+            <w:shd w:fill="FFFFFF"/>
+          </w:tcPr>
+          <w:p>
+            <w:pPr>
+              <w:jc w:val="center"/>
+            </w:pPr>
+            <w:r>
+              <w:rPr>
+                <w:sz w:val="17"/>
+              </w:rPr>
+              <w:t>3108505201</w:t>
+            </w:r>
+          </w:p>
+        </w:tc>
+        <w:tc>
+          <w:tcPr>
+            <w:tcW w:type="dxa" w:w="2592"/>
+            <w:tcMar>
+              <w:top w:w="100" w:type="dxa"/>
+              <w:bottom w:w="100" w:type="dxa"/>
+              <w:left w:w="80" w:type="dxa"/>
+              <w:right w:w="80" w:type="dxa"/>
+            </w:tcMar>
+            <w:shd w:fill="FFFFFF"/>
+          </w:tcPr>
+          <w:p>
+            <w:pPr>
+              <w:jc w:val="center"/>
+            </w:pPr>
+            <w:r>
+              <w:drawing>
+                <wp:inline xmlns:a="http://schemas.openxmlformats.org/drawingml/2006/main" xmlns:pic="http://schemas.openxmlformats.org/drawingml/2006/picture">
+                  <wp:extent cx="1370333" cy="292608"/>
+                  <wp:docPr id="3" name="Picture 3"/>
+                  <wp:cNvGraphicFramePr>
+                    <a:graphicFrameLocks noChangeAspect="1"/>
+                  </wp:cNvGraphicFramePr>
+                  <a:graphic>
+                    <a:graphicData uri="http://schemas.openxmlformats.org/drawingml/2006/picture">
+                      <pic:pic>
+                        <pic:nvPicPr>
+                          <pic:cNvPr id="0" name="image.png"/>
+                          <pic:cNvPicPr/>
+                        </pic:nvPicPr>
+                        <pic:blipFill>
+                          <a:blip r:embed="rId11"/>
+                          <a:stretch>
+                            <a:fillRect/>
+                          </a:stretch>
+                        </pic:blipFill>
+                        <pic:spPr>
+                          <a:xfrm>
+                            <a:off x="0" y="0"/>
+                            <a:ext cx="1370333" cy="292608"/>
+                          </a:xfrm>
+                          <a:prstGeom prst="rect"/>
+                        </pic:spPr>
+                      </pic:pic>
+                    </a:graphicData>
+                  </a:graphic>
+                </wp:inline>
+              </w:drawing>
+            </w:r>
+          </w:p>
+        </w:tc>
+      </w:tr>
     </w:tbl>
     <w:p>
       <w:pPr>

--- a/cartas_solicitud/Carta_Solicitud_ELE0300747_OPTATIVA_PROFESIONAL_II.docx
+++ b/cartas_solicitud/Carta_Solicitud_ELE0300747_OPTATIVA_PROFESIONAL_II.docx
@@ -993,11 +993,38 @@
               <w:jc w:val="center"/>
             </w:pPr>
             <w:r>
-              <w:rPr>
-                <w:color w:val="A0A0A0"/>
-                <w:sz w:val="15"/>
-              </w:rPr>
-              <w:t>____________________</w:t>
+              <w:drawing>
+                <wp:inline xmlns:a="http://schemas.openxmlformats.org/drawingml/2006/main" xmlns:pic="http://schemas.openxmlformats.org/drawingml/2006/picture">
+                  <wp:extent cx="803432" cy="292608"/>
+                  <wp:docPr id="3" name="Picture 3"/>
+                  <wp:cNvGraphicFramePr>
+                    <a:graphicFrameLocks noChangeAspect="1"/>
+                  </wp:cNvGraphicFramePr>
+                  <a:graphic>
+                    <a:graphicData uri="http://schemas.openxmlformats.org/drawingml/2006/picture">
+                      <pic:pic>
+                        <pic:nvPicPr>
+                          <pic:cNvPr id="0" name="image.png"/>
+                          <pic:cNvPicPr/>
+                        </pic:nvPicPr>
+                        <pic:blipFill>
+                          <a:blip r:embed="rId11"/>
+                          <a:stretch>
+                            <a:fillRect/>
+                          </a:stretch>
+                        </pic:blipFill>
+                        <pic:spPr>
+                          <a:xfrm>
+                            <a:off x="0" y="0"/>
+                            <a:ext cx="803432" cy="292608"/>
+                          </a:xfrm>
+                          <a:prstGeom prst="rect"/>
+                        </pic:spPr>
+                      </pic:pic>
+                    </a:graphicData>
+                  </a:graphic>
+                </wp:inline>
+              </w:drawing>
             </w:r>
           </w:p>
         </w:tc>
@@ -1808,7 +1835,7 @@
               <w:drawing>
                 <wp:inline xmlns:a="http://schemas.openxmlformats.org/drawingml/2006/main" xmlns:pic="http://schemas.openxmlformats.org/drawingml/2006/picture">
                   <wp:extent cx="1370333" cy="292608"/>
-                  <wp:docPr id="3" name="Picture 3"/>
+                  <wp:docPr id="4" name="Picture 4"/>
                   <wp:cNvGraphicFramePr>
                     <a:graphicFrameLocks noChangeAspect="1"/>
                   </wp:cNvGraphicFramePr>
@@ -1820,7 +1847,7 @@
                           <pic:cNvPicPr/>
                         </pic:nvPicPr>
                         <pic:blipFill>
-                          <a:blip r:embed="rId11"/>
+                          <a:blip r:embed="rId12"/>
                           <a:stretch>
                             <a:fillRect/>
                           </a:stretch>

--- a/cartas_solicitud/Carta_Solicitud_ELE0300747_OPTATIVA_PROFESIONAL_II.docx
+++ b/cartas_solicitud/Carta_Solicitud_ELE0300747_OPTATIVA_PROFESIONAL_II.docx
@@ -11,7 +11,7 @@
           <w:color w:val="646464"/>
           <w:sz w:val="20"/>
         </w:rPr>
-        <w:t>Neiva, Huila, 22 de octubre de 2026</w:t>
+        <w:t>Neiva, Huila, 24 de octubre de 2026</w:t>
         <w:br/>
       </w:r>
     </w:p>

--- a/cartas_solicitud/Carta_Solicitud_ELE0300747_OPTATIVA_PROFESIONAL_II.docx
+++ b/cartas_solicitud/Carta_Solicitud_ELE0300747_OPTATIVA_PROFESIONAL_II.docx
@@ -88,7 +88,7 @@
         <w:br/>
         <w:t>• Semestre del Plan de Estudios: Semestre 9°</w:t>
         <w:br/>
-        <w:t>• Total de Estudiantes Solicitantes Preinscritos: 13 estudiantes</w:t>
+        <w:t>• Total de Estudiantes Solicitantes Preinscritos: 16 estudiantes</w:t>
       </w:r>
     </w:p>
     <w:p>
@@ -97,7 +97,7 @@
         <w:jc w:val="both"/>
       </w:pPr>
       <w:r>
-        <w:t>Manifestamos nuestro compromiso formal de matrícula y cumplimiento con los requerimientos académicos y arancelarios correspondientes al curso vacacional. Dado que contamos con un grupo sólido de 13 estudiantes interesados (superando el cupo mínimo requerido de 10 estudiantes), solicitamos su valiosa gestión ante la Coordinación Académica y la Dirección de Programa para su respectiva aprobación, asignación docente y programación de horarios.</w:t>
+        <w:t>Manifestamos nuestro compromiso formal de matrícula y cumplimiento con los requerimientos académicos y arancelarios correspondientes al curso vacacional. Dado que contamos con un grupo sólido de 16 estudiantes interesados (superando el cupo mínimo requerido de 10 estudiantes), solicitamos su valiosa gestión ante la Coordinación Académica y la Dirección de Programa para su respectiva aprobación, asignación docente y programación de horarios.</w:t>
       </w:r>
     </w:p>
     <w:p>
@@ -877,11 +877,38 @@
               <w:jc w:val="center"/>
             </w:pPr>
             <w:r>
-              <w:rPr>
-                <w:color w:val="A0A0A0"/>
-                <w:sz w:val="15"/>
-              </w:rPr>
-              <w:t>____________________</w:t>
+              <w:drawing>
+                <wp:inline xmlns:a="http://schemas.openxmlformats.org/drawingml/2006/main" xmlns:pic="http://schemas.openxmlformats.org/drawingml/2006/picture">
+                  <wp:extent cx="731520" cy="292608"/>
+                  <wp:docPr id="3" name="Picture 3"/>
+                  <wp:cNvGraphicFramePr>
+                    <a:graphicFrameLocks noChangeAspect="1"/>
+                  </wp:cNvGraphicFramePr>
+                  <a:graphic>
+                    <a:graphicData uri="http://schemas.openxmlformats.org/drawingml/2006/picture">
+                      <pic:pic>
+                        <pic:nvPicPr>
+                          <pic:cNvPr id="0" name="image.png"/>
+                          <pic:cNvPicPr/>
+                        </pic:nvPicPr>
+                        <pic:blipFill>
+                          <a:blip r:embed="rId11"/>
+                          <a:stretch>
+                            <a:fillRect/>
+                          </a:stretch>
+                        </pic:blipFill>
+                        <pic:spPr>
+                          <a:xfrm>
+                            <a:off x="0" y="0"/>
+                            <a:ext cx="731520" cy="292608"/>
+                          </a:xfrm>
+                          <a:prstGeom prst="rect"/>
+                        </pic:spPr>
+                      </pic:pic>
+                    </a:graphicData>
+                  </a:graphic>
+                </wp:inline>
+              </w:drawing>
             </w:r>
           </w:p>
         </w:tc>
@@ -996,7 +1023,7 @@
               <w:drawing>
                 <wp:inline xmlns:a="http://schemas.openxmlformats.org/drawingml/2006/main" xmlns:pic="http://schemas.openxmlformats.org/drawingml/2006/picture">
                   <wp:extent cx="803432" cy="292608"/>
-                  <wp:docPr id="3" name="Picture 3"/>
+                  <wp:docPr id="4" name="Picture 4"/>
                   <wp:cNvGraphicFramePr>
                     <a:graphicFrameLocks noChangeAspect="1"/>
                   </wp:cNvGraphicFramePr>
@@ -1008,7 +1035,7 @@
                           <pic:cNvPicPr/>
                         </pic:nvPicPr>
                         <pic:blipFill>
-                          <a:blip r:embed="rId11"/>
+                          <a:blip r:embed="rId12"/>
                           <a:stretch>
                             <a:fillRect/>
                           </a:stretch>
@@ -1252,11 +1279,38 @@
               <w:jc w:val="center"/>
             </w:pPr>
             <w:r>
-              <w:rPr>
-                <w:color w:val="A0A0A0"/>
-                <w:sz w:val="15"/>
-              </w:rPr>
-              <w:t>____________________</w:t>
+              <w:drawing>
+                <wp:inline xmlns:a="http://schemas.openxmlformats.org/drawingml/2006/main" xmlns:pic="http://schemas.openxmlformats.org/drawingml/2006/picture">
+                  <wp:extent cx="731520" cy="292608"/>
+                  <wp:docPr id="5" name="Picture 5"/>
+                  <wp:cNvGraphicFramePr>
+                    <a:graphicFrameLocks noChangeAspect="1"/>
+                  </wp:cNvGraphicFramePr>
+                  <a:graphic>
+                    <a:graphicData uri="http://schemas.openxmlformats.org/drawingml/2006/picture">
+                      <pic:pic>
+                        <pic:nvPicPr>
+                          <pic:cNvPr id="0" name="image.png"/>
+                          <pic:cNvPicPr/>
+                        </pic:nvPicPr>
+                        <pic:blipFill>
+                          <a:blip r:embed="rId13"/>
+                          <a:stretch>
+                            <a:fillRect/>
+                          </a:stretch>
+                        </pic:blipFill>
+                        <pic:spPr>
+                          <a:xfrm>
+                            <a:off x="0" y="0"/>
+                            <a:ext cx="731520" cy="292608"/>
+                          </a:xfrm>
+                          <a:prstGeom prst="rect"/>
+                        </pic:spPr>
+                      </pic:pic>
+                    </a:graphicData>
+                  </a:graphic>
+                </wp:inline>
+              </w:drawing>
             </w:r>
           </w:p>
         </w:tc>
@@ -1368,11 +1422,38 @@
               <w:jc w:val="center"/>
             </w:pPr>
             <w:r>
-              <w:rPr>
-                <w:color w:val="A0A0A0"/>
-                <w:sz w:val="15"/>
-              </w:rPr>
-              <w:t>____________________</w:t>
+              <w:drawing>
+                <wp:inline xmlns:a="http://schemas.openxmlformats.org/drawingml/2006/main" xmlns:pic="http://schemas.openxmlformats.org/drawingml/2006/picture">
+                  <wp:extent cx="731520" cy="292608"/>
+                  <wp:docPr id="6" name="Picture 6"/>
+                  <wp:cNvGraphicFramePr>
+                    <a:graphicFrameLocks noChangeAspect="1"/>
+                  </wp:cNvGraphicFramePr>
+                  <a:graphic>
+                    <a:graphicData uri="http://schemas.openxmlformats.org/drawingml/2006/picture">
+                      <pic:pic>
+                        <pic:nvPicPr>
+                          <pic:cNvPr id="0" name="image.png"/>
+                          <pic:cNvPicPr/>
+                        </pic:nvPicPr>
+                        <pic:blipFill>
+                          <a:blip r:embed="rId14"/>
+                          <a:stretch>
+                            <a:fillRect/>
+                          </a:stretch>
+                        </pic:blipFill>
+                        <pic:spPr>
+                          <a:xfrm>
+                            <a:off x="0" y="0"/>
+                            <a:ext cx="731520" cy="292608"/>
+                          </a:xfrm>
+                          <a:prstGeom prst="rect"/>
+                        </pic:spPr>
+                      </pic:pic>
+                    </a:graphicData>
+                  </a:graphic>
+                </wp:inline>
+              </w:drawing>
             </w:r>
           </w:p>
         </w:tc>
@@ -1484,11 +1565,38 @@
               <w:jc w:val="center"/>
             </w:pPr>
             <w:r>
-              <w:rPr>
-                <w:color w:val="A0A0A0"/>
-                <w:sz w:val="15"/>
-              </w:rPr>
-              <w:t>____________________</w:t>
+              <w:drawing>
+                <wp:inline xmlns:a="http://schemas.openxmlformats.org/drawingml/2006/main" xmlns:pic="http://schemas.openxmlformats.org/drawingml/2006/picture">
+                  <wp:extent cx="731520" cy="292608"/>
+                  <wp:docPr id="7" name="Picture 7"/>
+                  <wp:cNvGraphicFramePr>
+                    <a:graphicFrameLocks noChangeAspect="1"/>
+                  </wp:cNvGraphicFramePr>
+                  <a:graphic>
+                    <a:graphicData uri="http://schemas.openxmlformats.org/drawingml/2006/picture">
+                      <pic:pic>
+                        <pic:nvPicPr>
+                          <pic:cNvPr id="0" name="image.png"/>
+                          <pic:cNvPicPr/>
+                        </pic:nvPicPr>
+                        <pic:blipFill>
+                          <a:blip r:embed="rId15"/>
+                          <a:stretch>
+                            <a:fillRect/>
+                          </a:stretch>
+                        </pic:blipFill>
+                        <pic:spPr>
+                          <a:xfrm>
+                            <a:off x="0" y="0"/>
+                            <a:ext cx="731520" cy="292608"/>
+                          </a:xfrm>
+                          <a:prstGeom prst="rect"/>
+                        </pic:spPr>
+                      </pic:pic>
+                    </a:graphicData>
+                  </a:graphic>
+                </wp:inline>
+              </w:drawing>
             </w:r>
           </w:p>
         </w:tc>
@@ -1534,7 +1642,7 @@
                 <w:b/>
                 <w:sz w:val="17"/>
               </w:rPr>
-              <w:t>cristian david adamez ceballes</w:t>
+              <w:t>Alvaro Andrés González albañil</w:t>
             </w:r>
           </w:p>
         </w:tc>
@@ -1557,7 +1665,7 @@
               <w:rPr>
                 <w:sz w:val="17"/>
               </w:rPr>
-              <w:t>1007163619</w:t>
+              <w:t>ELE0120242022</w:t>
             </w:r>
           </w:p>
         </w:tc>
@@ -1580,7 +1688,7 @@
               <w:rPr>
                 <w:sz w:val="17"/>
               </w:rPr>
-              <w:t>3116307784</w:t>
+              <w:t>3176543168</w:t>
             </w:r>
           </w:p>
         </w:tc>
@@ -1600,11 +1708,38 @@
               <w:jc w:val="center"/>
             </w:pPr>
             <w:r>
-              <w:rPr>
-                <w:color w:val="A0A0A0"/>
-                <w:sz w:val="15"/>
-              </w:rPr>
-              <w:t>____________________</w:t>
+              <w:drawing>
+                <wp:inline xmlns:a="http://schemas.openxmlformats.org/drawingml/2006/main" xmlns:pic="http://schemas.openxmlformats.org/drawingml/2006/picture">
+                  <wp:extent cx="731520" cy="292608"/>
+                  <wp:docPr id="8" name="Picture 8"/>
+                  <wp:cNvGraphicFramePr>
+                    <a:graphicFrameLocks noChangeAspect="1"/>
+                  </wp:cNvGraphicFramePr>
+                  <a:graphic>
+                    <a:graphicData uri="http://schemas.openxmlformats.org/drawingml/2006/picture">
+                      <pic:pic>
+                        <pic:nvPicPr>
+                          <pic:cNvPr id="0" name="image.png"/>
+                          <pic:cNvPicPr/>
+                        </pic:nvPicPr>
+                        <pic:blipFill>
+                          <a:blip r:embed="rId16"/>
+                          <a:stretch>
+                            <a:fillRect/>
+                          </a:stretch>
+                        </pic:blipFill>
+                        <pic:spPr>
+                          <a:xfrm>
+                            <a:off x="0" y="0"/>
+                            <a:ext cx="731520" cy="292608"/>
+                          </a:xfrm>
+                          <a:prstGeom prst="rect"/>
+                        </pic:spPr>
+                      </pic:pic>
+                    </a:graphicData>
+                  </a:graphic>
+                </wp:inline>
+              </w:drawing>
             </w:r>
           </w:p>
         </w:tc>
@@ -1716,11 +1851,38 @@
               <w:jc w:val="center"/>
             </w:pPr>
             <w:r>
-              <w:rPr>
-                <w:color w:val="A0A0A0"/>
-                <w:sz w:val="15"/>
-              </w:rPr>
-              <w:t>____________________</w:t>
+              <w:drawing>
+                <wp:inline xmlns:a="http://schemas.openxmlformats.org/drawingml/2006/main" xmlns:pic="http://schemas.openxmlformats.org/drawingml/2006/picture">
+                  <wp:extent cx="731520" cy="292608"/>
+                  <wp:docPr id="9" name="Picture 9"/>
+                  <wp:cNvGraphicFramePr>
+                    <a:graphicFrameLocks noChangeAspect="1"/>
+                  </wp:cNvGraphicFramePr>
+                  <a:graphic>
+                    <a:graphicData uri="http://schemas.openxmlformats.org/drawingml/2006/picture">
+                      <pic:pic>
+                        <pic:nvPicPr>
+                          <pic:cNvPr id="0" name="image.png"/>
+                          <pic:cNvPicPr/>
+                        </pic:nvPicPr>
+                        <pic:blipFill>
+                          <a:blip r:embed="rId17"/>
+                          <a:stretch>
+                            <a:fillRect/>
+                          </a:stretch>
+                        </pic:blipFill>
+                        <pic:spPr>
+                          <a:xfrm>
+                            <a:off x="0" y="0"/>
+                            <a:ext cx="731520" cy="292608"/>
+                          </a:xfrm>
+                          <a:prstGeom prst="rect"/>
+                        </pic:spPr>
+                      </pic:pic>
+                    </a:graphicData>
+                  </a:graphic>
+                </wp:inline>
+              </w:drawing>
             </w:r>
           </w:p>
         </w:tc>
@@ -1835,7 +1997,7 @@
               <w:drawing>
                 <wp:inline xmlns:a="http://schemas.openxmlformats.org/drawingml/2006/main" xmlns:pic="http://schemas.openxmlformats.org/drawingml/2006/picture">
                   <wp:extent cx="1370333" cy="292608"/>
-                  <wp:docPr id="4" name="Picture 4"/>
+                  <wp:docPr id="10" name="Picture 10"/>
                   <wp:cNvGraphicFramePr>
                     <a:graphicFrameLocks noChangeAspect="1"/>
                   </wp:cNvGraphicFramePr>
@@ -1847,7 +2009,7 @@
                           <pic:cNvPicPr/>
                         </pic:nvPicPr>
                         <pic:blipFill>
-                          <a:blip r:embed="rId12"/>
+                          <a:blip r:embed="rId18"/>
                           <a:stretch>
                             <a:fillRect/>
                           </a:stretch>
@@ -1856,6 +2018,435 @@
                           <a:xfrm>
                             <a:off x="0" y="0"/>
                             <a:ext cx="1370333" cy="292608"/>
+                          </a:xfrm>
+                          <a:prstGeom prst="rect"/>
+                        </pic:spPr>
+                      </pic:pic>
+                    </a:graphicData>
+                  </a:graphic>
+                </wp:inline>
+              </w:drawing>
+            </w:r>
+          </w:p>
+        </w:tc>
+      </w:tr>
+      <w:tr>
+        <w:tc>
+          <w:tcPr>
+            <w:tcW w:type="dxa" w:w="576"/>
+            <w:tcMar>
+              <w:top w:w="100" w:type="dxa"/>
+              <w:bottom w:w="100" w:type="dxa"/>
+              <w:left w:w="80" w:type="dxa"/>
+              <w:right w:w="80" w:type="dxa"/>
+            </w:tcMar>
+            <w:shd w:fill="F9FAF8"/>
+          </w:tcPr>
+          <w:p>
+            <w:pPr>
+              <w:jc w:val="center"/>
+            </w:pPr>
+            <w:r>
+              <w:rPr>
+                <w:sz w:val="17"/>
+              </w:rPr>
+              <w:t>14</w:t>
+            </w:r>
+          </w:p>
+        </w:tc>
+        <w:tc>
+          <w:tcPr>
+            <w:tcW w:type="dxa" w:w="3312"/>
+            <w:tcMar>
+              <w:top w:w="100" w:type="dxa"/>
+              <w:bottom w:w="100" w:type="dxa"/>
+              <w:left w:w="80" w:type="dxa"/>
+              <w:right w:w="80" w:type="dxa"/>
+            </w:tcMar>
+            <w:shd w:fill="F9FAF8"/>
+          </w:tcPr>
+          <w:p>
+            <w:r>
+              <w:rPr>
+                <w:b/>
+                <w:sz w:val="17"/>
+              </w:rPr>
+              <w:t>Yessica Andrea Triana Jaime</w:t>
+            </w:r>
+          </w:p>
+        </w:tc>
+        <w:tc>
+          <w:tcPr>
+            <w:tcW w:type="dxa" w:w="1728"/>
+            <w:tcMar>
+              <w:top w:w="100" w:type="dxa"/>
+              <w:bottom w:w="100" w:type="dxa"/>
+              <w:left w:w="80" w:type="dxa"/>
+              <w:right w:w="80" w:type="dxa"/>
+            </w:tcMar>
+            <w:shd w:fill="F9FAF8"/>
+          </w:tcPr>
+          <w:p>
+            <w:pPr>
+              <w:jc w:val="center"/>
+            </w:pPr>
+            <w:r>
+              <w:rPr>
+                <w:sz w:val="17"/>
+              </w:rPr>
+              <w:t>1083903194</w:t>
+            </w:r>
+          </w:p>
+        </w:tc>
+        <w:tc>
+          <w:tcPr>
+            <w:tcW w:type="dxa" w:w="1584"/>
+            <w:tcMar>
+              <w:top w:w="100" w:type="dxa"/>
+              <w:bottom w:w="100" w:type="dxa"/>
+              <w:left w:w="80" w:type="dxa"/>
+              <w:right w:w="80" w:type="dxa"/>
+            </w:tcMar>
+            <w:shd w:fill="F9FAF8"/>
+          </w:tcPr>
+          <w:p>
+            <w:pPr>
+              <w:jc w:val="center"/>
+            </w:pPr>
+            <w:r>
+              <w:rPr>
+                <w:sz w:val="17"/>
+              </w:rPr>
+              <w:t>3138468363</w:t>
+            </w:r>
+          </w:p>
+        </w:tc>
+        <w:tc>
+          <w:tcPr>
+            <w:tcW w:type="dxa" w:w="2592"/>
+            <w:tcMar>
+              <w:top w:w="100" w:type="dxa"/>
+              <w:bottom w:w="100" w:type="dxa"/>
+              <w:left w:w="80" w:type="dxa"/>
+              <w:right w:w="80" w:type="dxa"/>
+            </w:tcMar>
+            <w:shd w:fill="F9FAF8"/>
+          </w:tcPr>
+          <w:p>
+            <w:pPr>
+              <w:jc w:val="center"/>
+            </w:pPr>
+            <w:r>
+              <w:drawing>
+                <wp:inline xmlns:a="http://schemas.openxmlformats.org/drawingml/2006/main" xmlns:pic="http://schemas.openxmlformats.org/drawingml/2006/picture">
+                  <wp:extent cx="731520" cy="292608"/>
+                  <wp:docPr id="11" name="Picture 11"/>
+                  <wp:cNvGraphicFramePr>
+                    <a:graphicFrameLocks noChangeAspect="1"/>
+                  </wp:cNvGraphicFramePr>
+                  <a:graphic>
+                    <a:graphicData uri="http://schemas.openxmlformats.org/drawingml/2006/picture">
+                      <pic:pic>
+                        <pic:nvPicPr>
+                          <pic:cNvPr id="0" name="image.png"/>
+                          <pic:cNvPicPr/>
+                        </pic:nvPicPr>
+                        <pic:blipFill>
+                          <a:blip r:embed="rId19"/>
+                          <a:stretch>
+                            <a:fillRect/>
+                          </a:stretch>
+                        </pic:blipFill>
+                        <pic:spPr>
+                          <a:xfrm>
+                            <a:off x="0" y="0"/>
+                            <a:ext cx="731520" cy="292608"/>
+                          </a:xfrm>
+                          <a:prstGeom prst="rect"/>
+                        </pic:spPr>
+                      </pic:pic>
+                    </a:graphicData>
+                  </a:graphic>
+                </wp:inline>
+              </w:drawing>
+            </w:r>
+          </w:p>
+        </w:tc>
+      </w:tr>
+      <w:tr>
+        <w:tc>
+          <w:tcPr>
+            <w:tcW w:type="dxa" w:w="576"/>
+            <w:tcMar>
+              <w:top w:w="100" w:type="dxa"/>
+              <w:bottom w:w="100" w:type="dxa"/>
+              <w:left w:w="80" w:type="dxa"/>
+              <w:right w:w="80" w:type="dxa"/>
+            </w:tcMar>
+            <w:shd w:fill="FFFFFF"/>
+          </w:tcPr>
+          <w:p>
+            <w:pPr>
+              <w:jc w:val="center"/>
+            </w:pPr>
+            <w:r>
+              <w:rPr>
+                <w:sz w:val="17"/>
+              </w:rPr>
+              <w:t>15</w:t>
+            </w:r>
+          </w:p>
+        </w:tc>
+        <w:tc>
+          <w:tcPr>
+            <w:tcW w:type="dxa" w:w="3312"/>
+            <w:tcMar>
+              <w:top w:w="100" w:type="dxa"/>
+              <w:bottom w:w="100" w:type="dxa"/>
+              <w:left w:w="80" w:type="dxa"/>
+              <w:right w:w="80" w:type="dxa"/>
+            </w:tcMar>
+            <w:shd w:fill="FFFFFF"/>
+          </w:tcPr>
+          <w:p>
+            <w:r>
+              <w:rPr>
+                <w:b/>
+                <w:sz w:val="17"/>
+              </w:rPr>
+              <w:t>Yonier Castillo Mamian</w:t>
+            </w:r>
+          </w:p>
+        </w:tc>
+        <w:tc>
+          <w:tcPr>
+            <w:tcW w:type="dxa" w:w="1728"/>
+            <w:tcMar>
+              <w:top w:w="100" w:type="dxa"/>
+              <w:bottom w:w="100" w:type="dxa"/>
+              <w:left w:w="80" w:type="dxa"/>
+              <w:right w:w="80" w:type="dxa"/>
+            </w:tcMar>
+            <w:shd w:fill="FFFFFF"/>
+          </w:tcPr>
+          <w:p>
+            <w:pPr>
+              <w:jc w:val="center"/>
+            </w:pPr>
+            <w:r>
+              <w:rPr>
+                <w:sz w:val="17"/>
+              </w:rPr>
+              <w:t>1007393163</w:t>
+            </w:r>
+          </w:p>
+        </w:tc>
+        <w:tc>
+          <w:tcPr>
+            <w:tcW w:type="dxa" w:w="1584"/>
+            <w:tcMar>
+              <w:top w:w="100" w:type="dxa"/>
+              <w:bottom w:w="100" w:type="dxa"/>
+              <w:left w:w="80" w:type="dxa"/>
+              <w:right w:w="80" w:type="dxa"/>
+            </w:tcMar>
+            <w:shd w:fill="FFFFFF"/>
+          </w:tcPr>
+          <w:p>
+            <w:pPr>
+              <w:jc w:val="center"/>
+            </w:pPr>
+            <w:r>
+              <w:rPr>
+                <w:sz w:val="17"/>
+              </w:rPr>
+              <w:t>3146332975</w:t>
+            </w:r>
+          </w:p>
+        </w:tc>
+        <w:tc>
+          <w:tcPr>
+            <w:tcW w:type="dxa" w:w="2592"/>
+            <w:tcMar>
+              <w:top w:w="100" w:type="dxa"/>
+              <w:bottom w:w="100" w:type="dxa"/>
+              <w:left w:w="80" w:type="dxa"/>
+              <w:right w:w="80" w:type="dxa"/>
+            </w:tcMar>
+            <w:shd w:fill="FFFFFF"/>
+          </w:tcPr>
+          <w:p>
+            <w:pPr>
+              <w:jc w:val="center"/>
+            </w:pPr>
+            <w:r>
+              <w:drawing>
+                <wp:inline xmlns:a="http://schemas.openxmlformats.org/drawingml/2006/main" xmlns:pic="http://schemas.openxmlformats.org/drawingml/2006/picture">
+                  <wp:extent cx="731520" cy="292608"/>
+                  <wp:docPr id="12" name="Picture 12"/>
+                  <wp:cNvGraphicFramePr>
+                    <a:graphicFrameLocks noChangeAspect="1"/>
+                  </wp:cNvGraphicFramePr>
+                  <a:graphic>
+                    <a:graphicData uri="http://schemas.openxmlformats.org/drawingml/2006/picture">
+                      <pic:pic>
+                        <pic:nvPicPr>
+                          <pic:cNvPr id="0" name="image.png"/>
+                          <pic:cNvPicPr/>
+                        </pic:nvPicPr>
+                        <pic:blipFill>
+                          <a:blip r:embed="rId20"/>
+                          <a:stretch>
+                            <a:fillRect/>
+                          </a:stretch>
+                        </pic:blipFill>
+                        <pic:spPr>
+                          <a:xfrm>
+                            <a:off x="0" y="0"/>
+                            <a:ext cx="731520" cy="292608"/>
+                          </a:xfrm>
+                          <a:prstGeom prst="rect"/>
+                        </pic:spPr>
+                      </pic:pic>
+                    </a:graphicData>
+                  </a:graphic>
+                </wp:inline>
+              </w:drawing>
+            </w:r>
+          </w:p>
+        </w:tc>
+      </w:tr>
+      <w:tr>
+        <w:tc>
+          <w:tcPr>
+            <w:tcW w:type="dxa" w:w="576"/>
+            <w:tcMar>
+              <w:top w:w="100" w:type="dxa"/>
+              <w:bottom w:w="100" w:type="dxa"/>
+              <w:left w:w="80" w:type="dxa"/>
+              <w:right w:w="80" w:type="dxa"/>
+            </w:tcMar>
+            <w:shd w:fill="F9FAF8"/>
+          </w:tcPr>
+          <w:p>
+            <w:pPr>
+              <w:jc w:val="center"/>
+            </w:pPr>
+            <w:r>
+              <w:rPr>
+                <w:sz w:val="17"/>
+              </w:rPr>
+              <w:t>16</w:t>
+            </w:r>
+          </w:p>
+        </w:tc>
+        <w:tc>
+          <w:tcPr>
+            <w:tcW w:type="dxa" w:w="3312"/>
+            <w:tcMar>
+              <w:top w:w="100" w:type="dxa"/>
+              <w:bottom w:w="100" w:type="dxa"/>
+              <w:left w:w="80" w:type="dxa"/>
+              <w:right w:w="80" w:type="dxa"/>
+            </w:tcMar>
+            <w:shd w:fill="F9FAF8"/>
+          </w:tcPr>
+          <w:p>
+            <w:r>
+              <w:rPr>
+                <w:b/>
+                <w:sz w:val="17"/>
+              </w:rPr>
+              <w:t>Yamid René Potosí</w:t>
+            </w:r>
+          </w:p>
+        </w:tc>
+        <w:tc>
+          <w:tcPr>
+            <w:tcW w:type="dxa" w:w="1728"/>
+            <w:tcMar>
+              <w:top w:w="100" w:type="dxa"/>
+              <w:bottom w:w="100" w:type="dxa"/>
+              <w:left w:w="80" w:type="dxa"/>
+              <w:right w:w="80" w:type="dxa"/>
+            </w:tcMar>
+            <w:shd w:fill="F9FAF8"/>
+          </w:tcPr>
+          <w:p>
+            <w:pPr>
+              <w:jc w:val="center"/>
+            </w:pPr>
+            <w:r>
+              <w:rPr>
+                <w:sz w:val="17"/>
+              </w:rPr>
+              <w:t>1063808522</w:t>
+            </w:r>
+          </w:p>
+        </w:tc>
+        <w:tc>
+          <w:tcPr>
+            <w:tcW w:type="dxa" w:w="1584"/>
+            <w:tcMar>
+              <w:top w:w="100" w:type="dxa"/>
+              <w:bottom w:w="100" w:type="dxa"/>
+              <w:left w:w="80" w:type="dxa"/>
+              <w:right w:w="80" w:type="dxa"/>
+            </w:tcMar>
+            <w:shd w:fill="F9FAF8"/>
+          </w:tcPr>
+          <w:p>
+            <w:pPr>
+              <w:jc w:val="center"/>
+            </w:pPr>
+            <w:r>
+              <w:rPr>
+                <w:sz w:val="17"/>
+              </w:rPr>
+              <w:t>3042230424</w:t>
+            </w:r>
+          </w:p>
+        </w:tc>
+        <w:tc>
+          <w:tcPr>
+            <w:tcW w:type="dxa" w:w="2592"/>
+            <w:tcMar>
+              <w:top w:w="100" w:type="dxa"/>
+              <w:bottom w:w="100" w:type="dxa"/>
+              <w:left w:w="80" w:type="dxa"/>
+              <w:right w:w="80" w:type="dxa"/>
+            </w:tcMar>
+            <w:shd w:fill="F9FAF8"/>
+          </w:tcPr>
+          <w:p>
+            <w:pPr>
+              <w:jc w:val="center"/>
+            </w:pPr>
+            <w:r>
+              <w:drawing>
+                <wp:inline xmlns:a="http://schemas.openxmlformats.org/drawingml/2006/main" xmlns:pic="http://schemas.openxmlformats.org/drawingml/2006/picture">
+                  <wp:extent cx="731520" cy="292608"/>
+                  <wp:docPr id="13" name="Picture 13"/>
+                  <wp:cNvGraphicFramePr>
+                    <a:graphicFrameLocks noChangeAspect="1"/>
+                  </wp:cNvGraphicFramePr>
+                  <a:graphic>
+                    <a:graphicData uri="http://schemas.openxmlformats.org/drawingml/2006/picture">
+                      <pic:pic>
+                        <pic:nvPicPr>
+                          <pic:cNvPr id="0" name="image.png"/>
+                          <pic:cNvPicPr/>
+                        </pic:nvPicPr>
+                        <pic:blipFill>
+                          <a:blip r:embed="rId21"/>
+                          <a:stretch>
+                            <a:fillRect/>
+                          </a:stretch>
+                        </pic:blipFill>
+                        <pic:spPr>
+                          <a:xfrm>
+                            <a:off x="0" y="0"/>
+                            <a:ext cx="731520" cy="292608"/>
                           </a:xfrm>
                           <a:prstGeom prst="rect"/>
                         </pic:spPr>

--- a/cartas_solicitud/Carta_Solicitud_ELE0300747_OPTATIVA_PROFESIONAL_II.docx
+++ b/cartas_solicitud/Carta_Solicitud_ELE0300747_OPTATIVA_PROFESIONAL_II.docx
@@ -11,7 +11,7 @@
           <w:color w:val="646464"/>
           <w:sz w:val="20"/>
         </w:rPr>
-        <w:t>Neiva, Huila, 24 de octubre de 2026</w:t>
+        <w:t>Neiva, Huila, 25 de octubre de 2026</w:t>
         <w:br/>
       </w:r>
     </w:p>
@@ -88,7 +88,7 @@
         <w:br/>
         <w:t>• Semestre del Plan de Estudios: Semestre 9°</w:t>
         <w:br/>
-        <w:t>• Total de Estudiantes Solicitantes Preinscritos: 16 estudiantes</w:t>
+        <w:t>• Total de Estudiantes Solicitantes Preinscritos: 18 estudiantes</w:t>
       </w:r>
     </w:p>
     <w:p>
@@ -97,7 +97,7 @@
         <w:jc w:val="both"/>
       </w:pPr>
       <w:r>
-        <w:t>Manifestamos nuestro compromiso formal de matrícula y cumplimiento con los requerimientos académicos y arancelarios correspondientes al curso vacacional. Dado que contamos con un grupo sólido de 16 estudiantes interesados (superando el cupo mínimo requerido de 10 estudiantes), solicitamos su valiosa gestión ante la Coordinación Académica y la Dirección de Programa para su respectiva aprobación, asignación docente y programación de horarios.</w:t>
+        <w:t>Manifestamos nuestro compromiso formal de matrícula y cumplimiento con los requerimientos académicos y arancelarios correspondientes al curso vacacional. Dado que contamos con un grupo sólido de 18 estudiantes interesados (superando el cupo mínimo requerido de 10 estudiantes), solicitamos su valiosa gestión ante la Coordinación Académica y la Dirección de Programa para su respectiva aprobación, asignación docente y programación de horarios.</w:t>
       </w:r>
     </w:p>
     <w:p>
@@ -1642,7 +1642,7 @@
                 <w:b/>
                 <w:sz w:val="17"/>
               </w:rPr>
-              <w:t>Alvaro Andrés González albañil</w:t>
+              <w:t>Karen viviana Gaona vargas</w:t>
             </w:r>
           </w:p>
         </w:tc>
@@ -1665,7 +1665,7 @@
               <w:rPr>
                 <w:sz w:val="17"/>
               </w:rPr>
-              <w:t>ELE0120242022</w:t>
+              <w:t>1077866338</w:t>
             </w:r>
           </w:p>
         </w:tc>
@@ -1688,6 +1688,122 @@
               <w:rPr>
                 <w:sz w:val="17"/>
               </w:rPr>
+              <w:t>3202555302</w:t>
+            </w:r>
+          </w:p>
+        </w:tc>
+        <w:tc>
+          <w:tcPr>
+            <w:tcW w:type="dxa" w:w="2592"/>
+            <w:tcMar>
+              <w:top w:w="100" w:type="dxa"/>
+              <w:bottom w:w="100" w:type="dxa"/>
+              <w:left w:w="80" w:type="dxa"/>
+              <w:right w:w="80" w:type="dxa"/>
+            </w:tcMar>
+            <w:shd w:fill="FFFFFF"/>
+          </w:tcPr>
+          <w:p>
+            <w:pPr>
+              <w:jc w:val="center"/>
+            </w:pPr>
+            <w:r>
+              <w:rPr>
+                <w:color w:val="A0A0A0"/>
+                <w:sz w:val="15"/>
+              </w:rPr>
+              <w:t>____________________</w:t>
+            </w:r>
+          </w:p>
+        </w:tc>
+      </w:tr>
+      <w:tr>
+        <w:tc>
+          <w:tcPr>
+            <w:tcW w:type="dxa" w:w="576"/>
+            <w:tcMar>
+              <w:top w:w="100" w:type="dxa"/>
+              <w:bottom w:w="100" w:type="dxa"/>
+              <w:left w:w="80" w:type="dxa"/>
+              <w:right w:w="80" w:type="dxa"/>
+            </w:tcMar>
+            <w:shd w:fill="F9FAF8"/>
+          </w:tcPr>
+          <w:p>
+            <w:pPr>
+              <w:jc w:val="center"/>
+            </w:pPr>
+            <w:r>
+              <w:rPr>
+                <w:sz w:val="17"/>
+              </w:rPr>
+              <w:t>12</w:t>
+            </w:r>
+          </w:p>
+        </w:tc>
+        <w:tc>
+          <w:tcPr>
+            <w:tcW w:type="dxa" w:w="3312"/>
+            <w:tcMar>
+              <w:top w:w="100" w:type="dxa"/>
+              <w:bottom w:w="100" w:type="dxa"/>
+              <w:left w:w="80" w:type="dxa"/>
+              <w:right w:w="80" w:type="dxa"/>
+            </w:tcMar>
+            <w:shd w:fill="F9FAF8"/>
+          </w:tcPr>
+          <w:p>
+            <w:r>
+              <w:rPr>
+                <w:b/>
+                <w:sz w:val="17"/>
+              </w:rPr>
+              <w:t>Alvaro Andrés González albañil</w:t>
+            </w:r>
+          </w:p>
+        </w:tc>
+        <w:tc>
+          <w:tcPr>
+            <w:tcW w:type="dxa" w:w="1728"/>
+            <w:tcMar>
+              <w:top w:w="100" w:type="dxa"/>
+              <w:bottom w:w="100" w:type="dxa"/>
+              <w:left w:w="80" w:type="dxa"/>
+              <w:right w:w="80" w:type="dxa"/>
+            </w:tcMar>
+            <w:shd w:fill="F9FAF8"/>
+          </w:tcPr>
+          <w:p>
+            <w:pPr>
+              <w:jc w:val="center"/>
+            </w:pPr>
+            <w:r>
+              <w:rPr>
+                <w:sz w:val="17"/>
+              </w:rPr>
+              <w:t>ELE0120242022</w:t>
+            </w:r>
+          </w:p>
+        </w:tc>
+        <w:tc>
+          <w:tcPr>
+            <w:tcW w:type="dxa" w:w="1584"/>
+            <w:tcMar>
+              <w:top w:w="100" w:type="dxa"/>
+              <w:bottom w:w="100" w:type="dxa"/>
+              <w:left w:w="80" w:type="dxa"/>
+              <w:right w:w="80" w:type="dxa"/>
+            </w:tcMar>
+            <w:shd w:fill="F9FAF8"/>
+          </w:tcPr>
+          <w:p>
+            <w:pPr>
+              <w:jc w:val="center"/>
+            </w:pPr>
+            <w:r>
+              <w:rPr>
+                <w:sz w:val="17"/>
+              </w:rPr>
               <w:t>3176543168</w:t>
             </w:r>
           </w:p>
@@ -1701,7 +1817,7 @@
               <w:left w:w="80" w:type="dxa"/>
               <w:right w:w="80" w:type="dxa"/>
             </w:tcMar>
-            <w:shd w:fill="FFFFFF"/>
+            <w:shd w:fill="F9FAF8"/>
           </w:tcPr>
           <w:p>
             <w:pPr>
@@ -1754,6 +1870,149 @@
               <w:left w:w="80" w:type="dxa"/>
               <w:right w:w="80" w:type="dxa"/>
             </w:tcMar>
+            <w:shd w:fill="FFFFFF"/>
+          </w:tcPr>
+          <w:p>
+            <w:pPr>
+              <w:jc w:val="center"/>
+            </w:pPr>
+            <w:r>
+              <w:rPr>
+                <w:sz w:val="17"/>
+              </w:rPr>
+              <w:t>13</w:t>
+            </w:r>
+          </w:p>
+        </w:tc>
+        <w:tc>
+          <w:tcPr>
+            <w:tcW w:type="dxa" w:w="3312"/>
+            <w:tcMar>
+              <w:top w:w="100" w:type="dxa"/>
+              <w:bottom w:w="100" w:type="dxa"/>
+              <w:left w:w="80" w:type="dxa"/>
+              <w:right w:w="80" w:type="dxa"/>
+            </w:tcMar>
+            <w:shd w:fill="FFFFFF"/>
+          </w:tcPr>
+          <w:p>
+            <w:r>
+              <w:rPr>
+                <w:b/>
+                <w:sz w:val="17"/>
+              </w:rPr>
+              <w:t>Daniel Andres Quintero Sandoval</w:t>
+            </w:r>
+          </w:p>
+        </w:tc>
+        <w:tc>
+          <w:tcPr>
+            <w:tcW w:type="dxa" w:w="1728"/>
+            <w:tcMar>
+              <w:top w:w="100" w:type="dxa"/>
+              <w:bottom w:w="100" w:type="dxa"/>
+              <w:left w:w="80" w:type="dxa"/>
+              <w:right w:w="80" w:type="dxa"/>
+            </w:tcMar>
+            <w:shd w:fill="FFFFFF"/>
+          </w:tcPr>
+          <w:p>
+            <w:pPr>
+              <w:jc w:val="center"/>
+            </w:pPr>
+            <w:r>
+              <w:rPr>
+                <w:sz w:val="17"/>
+              </w:rPr>
+              <w:t>1130657578</w:t>
+            </w:r>
+          </w:p>
+        </w:tc>
+        <w:tc>
+          <w:tcPr>
+            <w:tcW w:type="dxa" w:w="1584"/>
+            <w:tcMar>
+              <w:top w:w="100" w:type="dxa"/>
+              <w:bottom w:w="100" w:type="dxa"/>
+              <w:left w:w="80" w:type="dxa"/>
+              <w:right w:w="80" w:type="dxa"/>
+            </w:tcMar>
+            <w:shd w:fill="FFFFFF"/>
+          </w:tcPr>
+          <w:p>
+            <w:pPr>
+              <w:jc w:val="center"/>
+            </w:pPr>
+            <w:r>
+              <w:rPr>
+                <w:sz w:val="17"/>
+              </w:rPr>
+              <w:t>3124805685</w:t>
+            </w:r>
+          </w:p>
+        </w:tc>
+        <w:tc>
+          <w:tcPr>
+            <w:tcW w:type="dxa" w:w="2592"/>
+            <w:tcMar>
+              <w:top w:w="100" w:type="dxa"/>
+              <w:bottom w:w="100" w:type="dxa"/>
+              <w:left w:w="80" w:type="dxa"/>
+              <w:right w:w="80" w:type="dxa"/>
+            </w:tcMar>
+            <w:shd w:fill="FFFFFF"/>
+          </w:tcPr>
+          <w:p>
+            <w:pPr>
+              <w:jc w:val="center"/>
+            </w:pPr>
+            <w:r>
+              <w:drawing>
+                <wp:inline xmlns:a="http://schemas.openxmlformats.org/drawingml/2006/main" xmlns:pic="http://schemas.openxmlformats.org/drawingml/2006/picture">
+                  <wp:extent cx="731520" cy="292608"/>
+                  <wp:docPr id="9" name="Picture 9"/>
+                  <wp:cNvGraphicFramePr>
+                    <a:graphicFrameLocks noChangeAspect="1"/>
+                  </wp:cNvGraphicFramePr>
+                  <a:graphic>
+                    <a:graphicData uri="http://schemas.openxmlformats.org/drawingml/2006/picture">
+                      <pic:pic>
+                        <pic:nvPicPr>
+                          <pic:cNvPr id="0" name="image.png"/>
+                          <pic:cNvPicPr/>
+                        </pic:nvPicPr>
+                        <pic:blipFill>
+                          <a:blip r:embed="rId17"/>
+                          <a:stretch>
+                            <a:fillRect/>
+                          </a:stretch>
+                        </pic:blipFill>
+                        <pic:spPr>
+                          <a:xfrm>
+                            <a:off x="0" y="0"/>
+                            <a:ext cx="731520" cy="292608"/>
+                          </a:xfrm>
+                          <a:prstGeom prst="rect"/>
+                        </pic:spPr>
+                      </pic:pic>
+                    </a:graphicData>
+                  </a:graphic>
+                </wp:inline>
+              </w:drawing>
+            </w:r>
+          </w:p>
+        </w:tc>
+      </w:tr>
+      <w:tr>
+        <w:tc>
+          <w:tcPr>
+            <w:tcW w:type="dxa" w:w="576"/>
+            <w:tcMar>
+              <w:top w:w="100" w:type="dxa"/>
+              <w:bottom w:w="100" w:type="dxa"/>
+              <w:left w:w="80" w:type="dxa"/>
+              <w:right w:w="80" w:type="dxa"/>
+            </w:tcMar>
             <w:shd w:fill="F9FAF8"/>
           </w:tcPr>
           <w:p>
@@ -1764,7 +2023,7 @@
               <w:rPr>
                 <w:sz w:val="17"/>
               </w:rPr>
-              <w:t>12</w:t>
+              <w:t>14</w:t>
             </w:r>
           </w:p>
         </w:tc>
@@ -1854,7 +2113,7 @@
               <w:drawing>
                 <wp:inline xmlns:a="http://schemas.openxmlformats.org/drawingml/2006/main" xmlns:pic="http://schemas.openxmlformats.org/drawingml/2006/picture">
                   <wp:extent cx="731520" cy="292608"/>
-                  <wp:docPr id="9" name="Picture 9"/>
+                  <wp:docPr id="10" name="Picture 10"/>
                   <wp:cNvGraphicFramePr>
                     <a:graphicFrameLocks noChangeAspect="1"/>
                   </wp:cNvGraphicFramePr>
@@ -1866,7 +2125,7 @@
                           <pic:cNvPicPr/>
                         </pic:nvPicPr>
                         <pic:blipFill>
-                          <a:blip r:embed="rId17"/>
+                          <a:blip r:embed="rId18"/>
                           <a:stretch>
                             <a:fillRect/>
                           </a:stretch>
@@ -1907,7 +2166,7 @@
               <w:rPr>
                 <w:sz w:val="17"/>
               </w:rPr>
-              <w:t>13</w:t>
+              <w:t>15</w:t>
             </w:r>
           </w:p>
         </w:tc>
@@ -1997,7 +2256,7 @@
               <w:drawing>
                 <wp:inline xmlns:a="http://schemas.openxmlformats.org/drawingml/2006/main" xmlns:pic="http://schemas.openxmlformats.org/drawingml/2006/picture">
                   <wp:extent cx="1370333" cy="292608"/>
-                  <wp:docPr id="10" name="Picture 10"/>
+                  <wp:docPr id="11" name="Picture 11"/>
                   <wp:cNvGraphicFramePr>
                     <a:graphicFrameLocks noChangeAspect="1"/>
                   </wp:cNvGraphicFramePr>
@@ -2009,7 +2268,7 @@
                           <pic:cNvPicPr/>
                         </pic:nvPicPr>
                         <pic:blipFill>
-                          <a:blip r:embed="rId18"/>
+                          <a:blip r:embed="rId19"/>
                           <a:stretch>
                             <a:fillRect/>
                           </a:stretch>
@@ -2050,7 +2309,7 @@
               <w:rPr>
                 <w:sz w:val="17"/>
               </w:rPr>
-              <w:t>14</w:t>
+              <w:t>16</w:t>
             </w:r>
           </w:p>
         </w:tc>
@@ -2140,7 +2399,7 @@
               <w:drawing>
                 <wp:inline xmlns:a="http://schemas.openxmlformats.org/drawingml/2006/main" xmlns:pic="http://schemas.openxmlformats.org/drawingml/2006/picture">
                   <wp:extent cx="731520" cy="292608"/>
-                  <wp:docPr id="11" name="Picture 11"/>
+                  <wp:docPr id="12" name="Picture 12"/>
                   <wp:cNvGraphicFramePr>
                     <a:graphicFrameLocks noChangeAspect="1"/>
                   </wp:cNvGraphicFramePr>
@@ -2152,7 +2411,7 @@
                           <pic:cNvPicPr/>
                         </pic:nvPicPr>
                         <pic:blipFill>
-                          <a:blip r:embed="rId19"/>
+                          <a:blip r:embed="rId20"/>
                           <a:stretch>
                             <a:fillRect/>
                           </a:stretch>
@@ -2193,7 +2452,7 @@
               <w:rPr>
                 <w:sz w:val="17"/>
               </w:rPr>
-              <w:t>15</w:t>
+              <w:t>17</w:t>
             </w:r>
           </w:p>
         </w:tc>
@@ -2283,7 +2542,7 @@
               <w:drawing>
                 <wp:inline xmlns:a="http://schemas.openxmlformats.org/drawingml/2006/main" xmlns:pic="http://schemas.openxmlformats.org/drawingml/2006/picture">
                   <wp:extent cx="731520" cy="292608"/>
-                  <wp:docPr id="12" name="Picture 12"/>
+                  <wp:docPr id="13" name="Picture 13"/>
                   <wp:cNvGraphicFramePr>
                     <a:graphicFrameLocks noChangeAspect="1"/>
                   </wp:cNvGraphicFramePr>
@@ -2295,7 +2554,7 @@
                           <pic:cNvPicPr/>
                         </pic:nvPicPr>
                         <pic:blipFill>
-                          <a:blip r:embed="rId20"/>
+                          <a:blip r:embed="rId21"/>
                           <a:stretch>
                             <a:fillRect/>
                           </a:stretch>
@@ -2336,7 +2595,7 @@
               <w:rPr>
                 <w:sz w:val="17"/>
               </w:rPr>
-              <w:t>16</w:t>
+              <w:t>18</w:t>
             </w:r>
           </w:p>
         </w:tc>
@@ -2426,7 +2685,7 @@
               <w:drawing>
                 <wp:inline xmlns:a="http://schemas.openxmlformats.org/drawingml/2006/main" xmlns:pic="http://schemas.openxmlformats.org/drawingml/2006/picture">
                   <wp:extent cx="731520" cy="292608"/>
-                  <wp:docPr id="13" name="Picture 13"/>
+                  <wp:docPr id="14" name="Picture 14"/>
                   <wp:cNvGraphicFramePr>
                     <a:graphicFrameLocks noChangeAspect="1"/>
                   </wp:cNvGraphicFramePr>
@@ -2438,7 +2697,7 @@
                           <pic:cNvPicPr/>
                         </pic:nvPicPr>
                         <pic:blipFill>
-                          <a:blip r:embed="rId21"/>
+                          <a:blip r:embed="rId22"/>
                           <a:stretch>
                             <a:fillRect/>
                           </a:stretch>

--- a/cartas_solicitud/Carta_Solicitud_ELE0300747_OPTATIVA_PROFESIONAL_II.docx
+++ b/cartas_solicitud/Carta_Solicitud_ELE0300747_OPTATIVA_PROFESIONAL_II.docx
@@ -2730,9 +2730,20 @@
         <w:t>Atentamente,</w:t>
         <w:br/>
         <w:br/>
+      </w:r>
+      <w:r>
         <w:t>ESTUDIANTES SOLICITANTES DE INGENIERÍA ELÉCTRICA</w:t>
         <w:br/>
         <w:t>Fundación Escuela Tecnológica de Neiva "Jesús Oviedo Pérez" - FET</w:t>
+        <w:br/>
+      </w:r>
+      <w:r>
+        <w:rPr>
+          <w:i/>
+          <w:color w:val="8C8C8C"/>
+          <w:sz w:val="17"/>
+        </w:rPr>
+        <w:t>(Respaldo de Representación Estudiantil al alcanzar 15 firmas • Actual: 14/15 firmas)</w:t>
       </w:r>
     </w:p>
     <w:sectPr>

--- a/cartas_solicitud/Carta_Solicitud_ELE0300747_OPTATIVA_PROFESIONAL_II.docx
+++ b/cartas_solicitud/Carta_Solicitud_ELE0300747_OPTATIVA_PROFESIONAL_II.docx
@@ -11,7 +11,7 @@
           <w:color w:val="646464"/>
           <w:sz w:val="20"/>
         </w:rPr>
-        <w:t>Neiva, Huila, 25 de octubre de 2026</w:t>
+        <w:t>Neiva, Huila, 26 de octubre de 2026</w:t>
         <w:br/>
       </w:r>
     </w:p>
@@ -88,7 +88,7 @@
         <w:br/>
         <w:t>• Semestre del Plan de Estudios: Semestre 9°</w:t>
         <w:br/>
-        <w:t>• Total de Estudiantes Solicitantes Preinscritos: 18 estudiantes</w:t>
+        <w:t>• Total de Estudiantes Solicitantes Preinscritos: 19 estudiantes</w:t>
       </w:r>
     </w:p>
     <w:p>
@@ -97,7 +97,7 @@
         <w:jc w:val="both"/>
       </w:pPr>
       <w:r>
-        <w:t>Manifestamos nuestro compromiso formal de matrícula y cumplimiento con los requerimientos académicos y arancelarios correspondientes al curso vacacional. Dado que contamos con un grupo sólido de 18 estudiantes interesados (superando el cupo mínimo requerido de 10 estudiantes), solicitamos su valiosa gestión ante la Coordinación Académica y la Dirección de Programa para su respectiva aprobación, asignación docente y programación de horarios.</w:t>
+        <w:t>Manifestamos nuestro compromiso formal de matrícula y cumplimiento con los requerimientos académicos y arancelarios correspondientes al curso vacacional. Dado que contamos con un grupo sólido de 19 estudiantes interesados (superando el cupo mínimo requerido de 10 estudiantes), solicitamos su valiosa gestión ante la Coordinación Académica y la Dirección de Programa para su respectiva aprobación, asignación docente y programación de horarios.</w:t>
       </w:r>
     </w:p>
     <w:p>
@@ -1901,7 +1901,7 @@
                 <w:b/>
                 <w:sz w:val="17"/>
               </w:rPr>
-              <w:t>Daniel Andres Quintero Sandoval</w:t>
+              <w:t>Hector enrique quevedo tovar</w:t>
             </w:r>
           </w:p>
         </w:tc>
@@ -1924,7 +1924,7 @@
               <w:rPr>
                 <w:sz w:val="17"/>
               </w:rPr>
-              <w:t>1130657578</w:t>
+              <w:t>ELE022242026</w:t>
             </w:r>
           </w:p>
         </w:tc>
@@ -1947,7 +1947,7 @@
               <w:rPr>
                 <w:sz w:val="17"/>
               </w:rPr>
-              <w:t>3124805685</w:t>
+              <w:t>3183507777</w:t>
             </w:r>
           </w:p>
         </w:tc>
@@ -2044,7 +2044,7 @@
                 <w:b/>
                 <w:sz w:val="17"/>
               </w:rPr>
-              <w:t>Jonathan perez</w:t>
+              <w:t>Daniel Andres Quintero Sandoval</w:t>
             </w:r>
           </w:p>
         </w:tc>
@@ -2067,7 +2067,7 @@
               <w:rPr>
                 <w:sz w:val="17"/>
               </w:rPr>
-              <w:t>6804620</w:t>
+              <w:t>1130657578</w:t>
             </w:r>
           </w:p>
         </w:tc>
@@ -2090,7 +2090,7 @@
               <w:rPr>
                 <w:sz w:val="17"/>
               </w:rPr>
-              <w:t>3142441213</w:t>
+              <w:t>3124805685</w:t>
             </w:r>
           </w:p>
         </w:tc>
@@ -2187,7 +2187,7 @@
                 <w:b/>
                 <w:sz w:val="17"/>
               </w:rPr>
-              <w:t>John jairo Sánchez garcia</w:t>
+              <w:t>Jonathan perez</w:t>
             </w:r>
           </w:p>
         </w:tc>
@@ -2210,7 +2210,7 @@
               <w:rPr>
                 <w:sz w:val="17"/>
               </w:rPr>
-              <w:t>79843323</w:t>
+              <w:t>6804620</w:t>
             </w:r>
           </w:p>
         </w:tc>
@@ -2233,7 +2233,7 @@
               <w:rPr>
                 <w:sz w:val="17"/>
               </w:rPr>
-              <w:t>3108505201</w:t>
+              <w:t>3142441213</w:t>
             </w:r>
           </w:p>
         </w:tc>
@@ -2255,7 +2255,7 @@
             <w:r>
               <w:drawing>
                 <wp:inline xmlns:a="http://schemas.openxmlformats.org/drawingml/2006/main" xmlns:pic="http://schemas.openxmlformats.org/drawingml/2006/picture">
-                  <wp:extent cx="1370333" cy="292608"/>
+                  <wp:extent cx="731520" cy="292608"/>
                   <wp:docPr id="11" name="Picture 11"/>
                   <wp:cNvGraphicFramePr>
                     <a:graphicFrameLocks noChangeAspect="1"/>
@@ -2276,7 +2276,7 @@
                         <pic:spPr>
                           <a:xfrm>
                             <a:off x="0" y="0"/>
-                            <a:ext cx="1370333" cy="292608"/>
+                            <a:ext cx="731520" cy="292608"/>
                           </a:xfrm>
                           <a:prstGeom prst="rect"/>
                         </pic:spPr>
@@ -2330,7 +2330,7 @@
                 <w:b/>
                 <w:sz w:val="17"/>
               </w:rPr>
-              <w:t>Yessica Andrea Triana Jaime</w:t>
+              <w:t>John jairo Sánchez garcia</w:t>
             </w:r>
           </w:p>
         </w:tc>
@@ -2353,7 +2353,7 @@
               <w:rPr>
                 <w:sz w:val="17"/>
               </w:rPr>
-              <w:t>1083903194</w:t>
+              <w:t>79843323</w:t>
             </w:r>
           </w:p>
         </w:tc>
@@ -2376,7 +2376,7 @@
               <w:rPr>
                 <w:sz w:val="17"/>
               </w:rPr>
-              <w:t>3138468363</w:t>
+              <w:t>3108505201</w:t>
             </w:r>
           </w:p>
         </w:tc>
@@ -2398,7 +2398,7 @@
             <w:r>
               <w:drawing>
                 <wp:inline xmlns:a="http://schemas.openxmlformats.org/drawingml/2006/main" xmlns:pic="http://schemas.openxmlformats.org/drawingml/2006/picture">
-                  <wp:extent cx="731520" cy="292608"/>
+                  <wp:extent cx="1370333" cy="292608"/>
                   <wp:docPr id="12" name="Picture 12"/>
                   <wp:cNvGraphicFramePr>
                     <a:graphicFrameLocks noChangeAspect="1"/>
@@ -2419,7 +2419,7 @@
                         <pic:spPr>
                           <a:xfrm>
                             <a:off x="0" y="0"/>
-                            <a:ext cx="731520" cy="292608"/>
+                            <a:ext cx="1370333" cy="292608"/>
                           </a:xfrm>
                           <a:prstGeom prst="rect"/>
                         </pic:spPr>
@@ -2473,7 +2473,7 @@
                 <w:b/>
                 <w:sz w:val="17"/>
               </w:rPr>
-              <w:t>Yonier Castillo Mamian</w:t>
+              <w:t>Yessica Andrea Triana Jaime</w:t>
             </w:r>
           </w:p>
         </w:tc>
@@ -2496,7 +2496,7 @@
               <w:rPr>
                 <w:sz w:val="17"/>
               </w:rPr>
-              <w:t>1007393163</w:t>
+              <w:t>1083903194</w:t>
             </w:r>
           </w:p>
         </w:tc>
@@ -2519,7 +2519,7 @@
               <w:rPr>
                 <w:sz w:val="17"/>
               </w:rPr>
-              <w:t>3146332975</w:t>
+              <w:t>3138468363</w:t>
             </w:r>
           </w:p>
         </w:tc>
@@ -2616,7 +2616,7 @@
                 <w:b/>
                 <w:sz w:val="17"/>
               </w:rPr>
-              <w:t>Yamid René Potosí</w:t>
+              <w:t>Yonier Castillo Mamian</w:t>
             </w:r>
           </w:p>
         </w:tc>
@@ -2639,7 +2639,7 @@
               <w:rPr>
                 <w:sz w:val="17"/>
               </w:rPr>
-              <w:t>1063808522</w:t>
+              <w:t>1007393163</w:t>
             </w:r>
           </w:p>
         </w:tc>
@@ -2662,7 +2662,7 @@
               <w:rPr>
                 <w:sz w:val="17"/>
               </w:rPr>
-              <w:t>3042230424</w:t>
+              <w:t>3146332975</w:t>
             </w:r>
           </w:p>
         </w:tc>
@@ -2718,6 +2718,149 @@
           </w:p>
         </w:tc>
       </w:tr>
+      <w:tr>
+        <w:tc>
+          <w:tcPr>
+            <w:tcW w:type="dxa" w:w="576"/>
+            <w:tcMar>
+              <w:top w:w="100" w:type="dxa"/>
+              <w:bottom w:w="100" w:type="dxa"/>
+              <w:left w:w="80" w:type="dxa"/>
+              <w:right w:w="80" w:type="dxa"/>
+            </w:tcMar>
+            <w:shd w:fill="FFFFFF"/>
+          </w:tcPr>
+          <w:p>
+            <w:pPr>
+              <w:jc w:val="center"/>
+            </w:pPr>
+            <w:r>
+              <w:rPr>
+                <w:sz w:val="17"/>
+              </w:rPr>
+              <w:t>19</w:t>
+            </w:r>
+          </w:p>
+        </w:tc>
+        <w:tc>
+          <w:tcPr>
+            <w:tcW w:type="dxa" w:w="3312"/>
+            <w:tcMar>
+              <w:top w:w="100" w:type="dxa"/>
+              <w:bottom w:w="100" w:type="dxa"/>
+              <w:left w:w="80" w:type="dxa"/>
+              <w:right w:w="80" w:type="dxa"/>
+            </w:tcMar>
+            <w:shd w:fill="FFFFFF"/>
+          </w:tcPr>
+          <w:p>
+            <w:r>
+              <w:rPr>
+                <w:b/>
+                <w:sz w:val="17"/>
+              </w:rPr>
+              <w:t>Yamid René Potosí</w:t>
+            </w:r>
+          </w:p>
+        </w:tc>
+        <w:tc>
+          <w:tcPr>
+            <w:tcW w:type="dxa" w:w="1728"/>
+            <w:tcMar>
+              <w:top w:w="100" w:type="dxa"/>
+              <w:bottom w:w="100" w:type="dxa"/>
+              <w:left w:w="80" w:type="dxa"/>
+              <w:right w:w="80" w:type="dxa"/>
+            </w:tcMar>
+            <w:shd w:fill="FFFFFF"/>
+          </w:tcPr>
+          <w:p>
+            <w:pPr>
+              <w:jc w:val="center"/>
+            </w:pPr>
+            <w:r>
+              <w:rPr>
+                <w:sz w:val="17"/>
+              </w:rPr>
+              <w:t>1063808522</w:t>
+            </w:r>
+          </w:p>
+        </w:tc>
+        <w:tc>
+          <w:tcPr>
+            <w:tcW w:type="dxa" w:w="1584"/>
+            <w:tcMar>
+              <w:top w:w="100" w:type="dxa"/>
+              <w:bottom w:w="100" w:type="dxa"/>
+              <w:left w:w="80" w:type="dxa"/>
+              <w:right w:w="80" w:type="dxa"/>
+            </w:tcMar>
+            <w:shd w:fill="FFFFFF"/>
+          </w:tcPr>
+          <w:p>
+            <w:pPr>
+              <w:jc w:val="center"/>
+            </w:pPr>
+            <w:r>
+              <w:rPr>
+                <w:sz w:val="17"/>
+              </w:rPr>
+              <w:t>3042230424</w:t>
+            </w:r>
+          </w:p>
+        </w:tc>
+        <w:tc>
+          <w:tcPr>
+            <w:tcW w:type="dxa" w:w="2592"/>
+            <w:tcMar>
+              <w:top w:w="100" w:type="dxa"/>
+              <w:bottom w:w="100" w:type="dxa"/>
+              <w:left w:w="80" w:type="dxa"/>
+              <w:right w:w="80" w:type="dxa"/>
+            </w:tcMar>
+            <w:shd w:fill="FFFFFF"/>
+          </w:tcPr>
+          <w:p>
+            <w:pPr>
+              <w:jc w:val="center"/>
+            </w:pPr>
+            <w:r>
+              <w:drawing>
+                <wp:inline xmlns:a="http://schemas.openxmlformats.org/drawingml/2006/main" xmlns:pic="http://schemas.openxmlformats.org/drawingml/2006/picture">
+                  <wp:extent cx="731520" cy="292608"/>
+                  <wp:docPr id="15" name="Picture 15"/>
+                  <wp:cNvGraphicFramePr>
+                    <a:graphicFrameLocks noChangeAspect="1"/>
+                  </wp:cNvGraphicFramePr>
+                  <a:graphic>
+                    <a:graphicData uri="http://schemas.openxmlformats.org/drawingml/2006/picture">
+                      <pic:pic>
+                        <pic:nvPicPr>
+                          <pic:cNvPr id="0" name="image.png"/>
+                          <pic:cNvPicPr/>
+                        </pic:nvPicPr>
+                        <pic:blipFill>
+                          <a:blip r:embed="rId23"/>
+                          <a:stretch>
+                            <a:fillRect/>
+                          </a:stretch>
+                        </pic:blipFill>
+                        <pic:spPr>
+                          <a:xfrm>
+                            <a:off x="0" y="0"/>
+                            <a:ext cx="731520" cy="292608"/>
+                          </a:xfrm>
+                          <a:prstGeom prst="rect"/>
+                        </pic:spPr>
+                      </pic:pic>
+                    </a:graphicData>
+                  </a:graphic>
+                </wp:inline>
+              </w:drawing>
+            </w:r>
+          </w:p>
+        </w:tc>
+      </w:tr>
     </w:tbl>
     <w:p>
       <w:pPr>
@@ -2732,7 +2875,57 @@
         <w:br/>
       </w:r>
       <w:r>
-        <w:t>ESTUDIANTES SOLICITANTES DE INGENIERÍA ELÉCTRICA</w:t>
+        <w:drawing>
+          <wp:inline xmlns:a="http://schemas.openxmlformats.org/drawingml/2006/main" xmlns:pic="http://schemas.openxmlformats.org/drawingml/2006/picture">
+            <wp:extent cx="1214524" cy="438912"/>
+            <wp:docPr id="16" name="Picture 16"/>
+            <wp:cNvGraphicFramePr>
+              <a:graphicFrameLocks noChangeAspect="1"/>
+            </wp:cNvGraphicFramePr>
+            <a:graphic>
+              <a:graphicData uri="http://schemas.openxmlformats.org/drawingml/2006/picture">
+                <pic:pic>
+                  <pic:nvPicPr>
+                    <pic:cNvPr id="0" name="image.png"/>
+                    <pic:cNvPicPr/>
+                  </pic:nvPicPr>
+                  <pic:blipFill>
+                    <a:blip r:embed="rId24"/>
+                    <a:stretch>
+                      <a:fillRect/>
+                    </a:stretch>
+                  </pic:blipFill>
+                  <pic:spPr>
+                    <a:xfrm>
+                      <a:off x="0" y="0"/>
+                      <a:ext cx="1214524" cy="438912"/>
+                    </a:xfrm>
+                    <a:prstGeom prst="rect"/>
+                  </pic:spPr>
+                </pic:pic>
+              </a:graphicData>
+            </a:graphic>
+          </wp:inline>
+        </w:drawing>
+      </w:r>
+      <w:r>
+        <w:br/>
+      </w:r>
+      <w:r>
+        <w:rPr>
+          <w:b/>
+          <w:color w:val="043D1A"/>
+          <w:sz w:val="20"/>
+        </w:rPr>
+        <w:t>CARMELO SANJUANES</w:t>
+        <w:br/>
+      </w:r>
+      <w:r>
+        <w:rPr>
+          <w:color w:val="323232"/>
+          <w:sz w:val="18"/>
+        </w:rPr>
+        <w:t>Representante Estudiantil - Ingeniería Eléctrica</w:t>
         <w:br/>
         <w:t>Fundación Escuela Tecnológica de Neiva "Jesús Oviedo Pérez" - FET</w:t>
         <w:br/>
@@ -2740,10 +2933,10 @@
       <w:r>
         <w:rPr>
           <w:i/>
-          <w:color w:val="8C8C8C"/>
+          <w:color w:val="065F46"/>
           <w:sz w:val="17"/>
         </w:rPr>
-        <w:t>(Respaldo de Representación Estudiantil al alcanzar 15 firmas • Actual: 14/15 firmas)</w:t>
+        <w:t>(Carta Oficialmente Respaldada con 15 firmas estudiantiles)</w:t>
       </w:r>
     </w:p>
     <w:sectPr>
